--- a/benchmark/outputs/gold/brochure_007_C.docx
+++ b/benchmark/outputs/gold/brochure_007_C.docx
@@ -10,7 +10,7 @@
         <w:tblInd w:w="0.0" w:type="dxa"/>
       </w:tblPr>
       <w:tblGrid>
-        <w:gridCol w:w="12240"/>
+        <w:gridCol w:w="9360"/>
       </w:tblGrid>
       <w:tr>
         <w:trPr>
@@ -37,7 +37,7 @@
             </w:pPr>
             <w:r>
               <w:rPr>
-                <w:rFonts w:ascii="Helvetica" w:hAnsi="Helvetica" w:eastAsia="Helvetica"/>
+                <w:rFonts w:ascii="Arial" w:hAnsi="Arial" w:eastAsia="Helvetica"/>
                 <w:b/>
                 <w:i w:val="0"/>
                 <w:color w:val="FFFFFF"/>
@@ -66,7 +66,7 @@
         <w:tblInd w:w="480.0" w:type="dxa"/>
       </w:tblPr>
       <w:tblGrid>
-        <w:gridCol w:w="12240"/>
+        <w:gridCol w:w="9360"/>
       </w:tblGrid>
       <w:tr>
         <w:trPr>
@@ -93,7 +93,7 @@
             </w:pPr>
             <w:r>
               <w:rPr>
-                <w:rFonts w:ascii="Helvetica" w:hAnsi="Helvetica" w:eastAsia="Helvetica"/>
+                <w:rFonts w:ascii="Arial" w:hAnsi="Arial" w:eastAsia="Helvetica"/>
                 <w:b w:val="0"/>
                 <w:i/>
                 <w:color w:val="D8EDE5"/>
@@ -139,13 +139,13 @@
         <w:autoSpaceDE w:val="0"/>
         <w:pStyle w:val="Heading1"/>
         <w:widowControl/>
-        <w:spacing w:line="330" w:lineRule="exact" w:before="240" w:after="80"/>
+        <w:spacing w:line="330" w:lineRule="exact" w:before="0" w:after="0"/>
         <w:ind w:left="960" w:right="0" w:firstLine="0"/>
         <w:jc w:val="left"/>
       </w:pPr>
       <w:r>
         <w:rPr>
-          <w:rFonts w:ascii="Helvetica" w:hAnsi="Helvetica" w:eastAsia="Helvetica"/>
+          <w:rFonts w:ascii="Arial" w:hAnsi="Arial" w:eastAsia="Helvetica"/>
           <w:b/>
           <w:i w:val="0"/>
           <w:color w:val="266B5B"/>
@@ -165,7 +165,7 @@
       </w:pPr>
       <w:r>
         <w:rPr>
-          <w:rFonts w:ascii="Helvetica" w:hAnsi="Helvetica" w:eastAsia="Helvetica"/>
+          <w:rFonts w:ascii="Arial" w:hAnsi="Arial" w:eastAsia="Helvetica"/>
           <w:b w:val="0"/>
           <w:i w:val="0"/>
           <w:color w:val="1E1E23"/>
@@ -175,7 +175,7 @@
       </w:r>
       <w:r>
         <w:rPr>
-          <w:rFonts w:ascii="Helvetica" w:hAnsi="Helvetica" w:eastAsia="Helvetica"/>
+          <w:rFonts w:ascii="Arial" w:hAnsi="Arial" w:eastAsia="Helvetica"/>
           <w:b w:val="0"/>
           <w:i w:val="0"/>
           <w:color w:val="1E1E23"/>
@@ -185,7 +185,7 @@
       </w:r>
       <w:r>
         <w:rPr>
-          <w:rFonts w:ascii="Helvetica" w:hAnsi="Helvetica" w:eastAsia="Helvetica"/>
+          <w:rFonts w:ascii="Arial" w:hAnsi="Arial" w:eastAsia="Helvetica"/>
           <w:b w:val="0"/>
           <w:i w:val="0"/>
           <w:color w:val="1E1E23"/>
@@ -206,7 +206,7 @@
       </w:pPr>
       <w:r>
         <w:rPr>
-          <w:rFonts w:ascii="Helvetica" w:hAnsi="Helvetica" w:eastAsia="Helvetica"/>
+          <w:rFonts w:ascii="Arial" w:hAnsi="Arial" w:eastAsia="Helvetica"/>
           <w:b/>
           <w:i w:val="0"/>
           <w:color w:val="266B5B"/>
@@ -226,7 +226,7 @@
       </w:pPr>
       <w:r>
         <w:rPr>
-          <w:rFonts w:ascii="Helvetica" w:hAnsi="Helvetica" w:eastAsia="Helvetica"/>
+          <w:rFonts w:ascii="Arial" w:hAnsi="Arial" w:eastAsia="Helvetica"/>
           <w:b w:val="0"/>
           <w:i w:val="0"/>
           <w:color w:val="1E1E23"/>
@@ -236,7 +236,7 @@
       </w:r>
       <w:r>
         <w:rPr>
-          <w:rFonts w:ascii="Helvetica" w:hAnsi="Helvetica" w:eastAsia="Helvetica"/>
+          <w:rFonts w:ascii="Arial" w:hAnsi="Arial" w:eastAsia="Helvetica"/>
           <w:b w:val="0"/>
           <w:i w:val="0"/>
           <w:color w:val="1E1E23"/>
@@ -246,7 +246,7 @@
       </w:r>
       <w:r>
         <w:rPr>
-          <w:rFonts w:ascii="Helvetica" w:hAnsi="Helvetica" w:eastAsia="Helvetica"/>
+          <w:rFonts w:ascii="Arial" w:hAnsi="Arial" w:eastAsia="Helvetica"/>
           <w:b w:val="0"/>
           <w:i w:val="0"/>
           <w:color w:val="1E1E23"/>
@@ -267,7 +267,7 @@
       </w:pPr>
       <w:r>
         <w:rPr>
-          <w:rFonts w:ascii="Helvetica" w:hAnsi="Helvetica" w:eastAsia="Helvetica"/>
+          <w:rFonts w:ascii="Arial" w:hAnsi="Arial" w:eastAsia="Helvetica"/>
           <w:b/>
           <w:i w:val="0"/>
           <w:color w:val="266B5B"/>
@@ -287,7 +287,7 @@
       </w:pPr>
       <w:r>
         <w:rPr>
-          <w:rFonts w:ascii="Helvetica" w:hAnsi="Helvetica" w:eastAsia="Helvetica"/>
+          <w:rFonts w:ascii="Arial" w:hAnsi="Arial" w:eastAsia="Helvetica"/>
           <w:b w:val="0"/>
           <w:i w:val="0"/>
           <w:color w:val="1E1E23"/>
@@ -297,7 +297,7 @@
       </w:r>
       <w:r>
         <w:rPr>
-          <w:rFonts w:ascii="Helvetica" w:hAnsi="Helvetica" w:eastAsia="Helvetica"/>
+          <w:rFonts w:ascii="Arial" w:hAnsi="Arial" w:eastAsia="Helvetica"/>
           <w:b w:val="0"/>
           <w:i w:val="0"/>
           <w:color w:val="1E1E23"/>
@@ -307,7 +307,7 @@
       </w:r>
       <w:r>
         <w:rPr>
-          <w:rFonts w:ascii="Helvetica" w:hAnsi="Helvetica" w:eastAsia="Helvetica"/>
+          <w:rFonts w:ascii="Arial" w:hAnsi="Arial" w:eastAsia="Helvetica"/>
           <w:b w:val="0"/>
           <w:i w:val="0"/>
           <w:color w:val="1E1E23"/>
@@ -328,7 +328,7 @@
       </w:pPr>
       <w:r>
         <w:rPr>
-          <w:rFonts w:ascii="Helvetica" w:hAnsi="Helvetica" w:eastAsia="Helvetica"/>
+          <w:rFonts w:ascii="Arial" w:hAnsi="Arial" w:eastAsia="Helvetica"/>
           <w:b/>
           <w:i w:val="0"/>
           <w:color w:val="266B5B"/>
@@ -359,7 +359,7 @@
         <w:tblInd w:w="242.00000000000045" w:type="dxa"/>
       </w:tblPr>
       <w:tblGrid>
-        <w:gridCol w:w="12240"/>
+        <w:gridCol w:w="9360"/>
       </w:tblGrid>
       <w:tr>
         <w:trPr>
@@ -626,7 +626,7 @@
       </w:pPr>
       <w:r>
         <w:rPr>
-          <w:rFonts w:ascii="Helvetica" w:hAnsi="Helvetica" w:eastAsia="Helvetica"/>
+          <w:rFonts w:ascii="Arial" w:hAnsi="Arial" w:eastAsia="Helvetica"/>
           <w:b w:val="0"/>
           <w:i w:val="0"/>
           <w:color w:val="1E1E23"/>
@@ -636,7 +636,7 @@
       </w:r>
       <w:r>
         <w:rPr>
-          <w:rFonts w:ascii="Helvetica" w:hAnsi="Helvetica" w:eastAsia="Helvetica"/>
+          <w:rFonts w:ascii="Arial" w:hAnsi="Arial" w:eastAsia="Helvetica"/>
           <w:b w:val="0"/>
           <w:i w:val="0"/>
           <w:color w:val="1E1E23"/>
@@ -660,7 +660,7 @@
       </w:pPr>
       <w:r>
         <w:rPr>
-          <w:rFonts w:ascii="Helvetica" w:hAnsi="Helvetica" w:eastAsia="Helvetica"/>
+          <w:rFonts w:ascii="Arial" w:hAnsi="Arial" w:eastAsia="Helvetica"/>
           <w:b w:val="0"/>
           <w:i w:val="0"/>
           <w:color w:val="1E1E23"/>
@@ -670,7 +670,7 @@
       </w:r>
       <w:r>
         <w:rPr>
-          <w:rFonts w:ascii="Helvetica" w:hAnsi="Helvetica" w:eastAsia="Helvetica"/>
+          <w:rFonts w:ascii="Arial" w:hAnsi="Arial" w:eastAsia="Helvetica"/>
           <w:b w:val="0"/>
           <w:i w:val="0"/>
           <w:color w:val="1E1E23"/>
@@ -687,7 +687,7 @@
         <w:tblInd w:w="0.0" w:type="dxa"/>
       </w:tblPr>
       <w:tblGrid>
-        <w:gridCol w:w="12240"/>
+        <w:gridCol w:w="9360"/>
       </w:tblGrid>
       <w:tr>
         <w:trPr>
@@ -714,7 +714,7 @@
             </w:pPr>
             <w:r>
               <w:rPr>
-                <w:rFonts w:ascii="Helvetica" w:hAnsi="Helvetica" w:eastAsia="Helvetica"/>
+                <w:rFonts w:ascii="Arial" w:hAnsi="Arial" w:eastAsia="Helvetica"/>
                 <w:b/>
                 <w:i w:val="0"/>
                 <w:color w:val="1E1E23"/>
@@ -743,7 +743,7 @@
         <w:tblInd w:w="480.0" w:type="dxa"/>
       </w:tblPr>
       <w:tblGrid>
-        <w:gridCol w:w="12240"/>
+        <w:gridCol w:w="9360"/>
       </w:tblGrid>
       <w:tr>
         <w:trPr>
@@ -770,7 +770,7 @@
             </w:pPr>
             <w:r>
               <w:rPr>
-                <w:rFonts w:ascii="Helvetica" w:hAnsi="Helvetica" w:eastAsia="Helvetica"/>
+                <w:rFonts w:ascii="Arial" w:hAnsi="Arial" w:eastAsia="Helvetica"/>
                 <w:b w:val="0"/>
                 <w:i w:val="0"/>
                 <w:color w:val="72727A"/>
